--- a/klagomål/A 16815-2025 FSC-klagomål.docx
+++ b/klagomål/A 16815-2025 FSC-klagomål.docx
@@ -652,7 +652,7 @@
     <w:r>
       <w:tab/>
       <w:tab/>
-      <w:t>2026-09-14</w:t>
+      <w:t>2026-09-15</w:t>
       <w:br/>
       <w:br/>
     </w:r>

--- a/klagomål/A 16815-2025 FSC-klagomål.docx
+++ b/klagomål/A 16815-2025 FSC-klagomål.docx
@@ -652,7 +652,7 @@
     <w:r>
       <w:tab/>
       <w:tab/>
-      <w:t>2026-09-15</w:t>
+      <w:t>2026-09-16</w:t>
       <w:br/>
       <w:br/>
     </w:r>

--- a/klagomål/A 16815-2025 FSC-klagomål.docx
+++ b/klagomål/A 16815-2025 FSC-klagomål.docx
@@ -652,7 +652,7 @@
     <w:r>
       <w:tab/>
       <w:tab/>
-      <w:t>2026-09-16</w:t>
+      <w:t>2026-09-17</w:t>
       <w:br/>
       <w:br/>
     </w:r>

--- a/klagomål/A 16815-2025 FSC-klagomål.docx
+++ b/klagomål/A 16815-2025 FSC-klagomål.docx
@@ -652,7 +652,7 @@
     <w:r>
       <w:tab/>
       <w:tab/>
-      <w:t>2026-09-17</w:t>
+      <w:t>2026-09-18</w:t>
       <w:br/>
       <w:br/>
     </w:r>

--- a/klagomål/A 16815-2025 FSC-klagomål.docx
+++ b/klagomål/A 16815-2025 FSC-klagomål.docx
@@ -652,7 +652,7 @@
     <w:r>
       <w:tab/>
       <w:tab/>
-      <w:t>2026-09-18</w:t>
+      <w:t>2026-09-19</w:t>
       <w:br/>
       <w:br/>
     </w:r>

--- a/klagomål/A 16815-2025 FSC-klagomål.docx
+++ b/klagomål/A 16815-2025 FSC-klagomål.docx
@@ -652,7 +652,7 @@
     <w:r>
       <w:tab/>
       <w:tab/>
-      <w:t>2026-09-19</w:t>
+      <w:t>2026-09-21</w:t>
       <w:br/>
       <w:br/>
     </w:r>

--- a/klagomål/A 16815-2025 FSC-klagomål.docx
+++ b/klagomål/A 16815-2025 FSC-klagomål.docx
@@ -652,7 +652,7 @@
     <w:r>
       <w:tab/>
       <w:tab/>
-      <w:t>2026-09-21</w:t>
+      <w:t>2026-09-23</w:t>
       <w:br/>
       <w:br/>
     </w:r>

--- a/klagomål/A 16815-2025 FSC-klagomål.docx
+++ b/klagomål/A 16815-2025 FSC-klagomål.docx
@@ -652,7 +652,7 @@
     <w:r>
       <w:tab/>
       <w:tab/>
-      <w:t>2026-09-23</w:t>
+      <w:t>2026-09-24</w:t>
       <w:br/>
       <w:br/>
     </w:r>

--- a/klagomål/A 16815-2025 FSC-klagomål.docx
+++ b/klagomål/A 16815-2025 FSC-klagomål.docx
@@ -652,7 +652,7 @@
     <w:r>
       <w:tab/>
       <w:tab/>
-      <w:t>2026-09-24</w:t>
+      <w:t>2026-09-25</w:t>
       <w:br/>
       <w:br/>
     </w:r>

--- a/klagomål/A 16815-2025 FSC-klagomål.docx
+++ b/klagomål/A 16815-2025 FSC-klagomål.docx
@@ -652,7 +652,7 @@
     <w:r>
       <w:tab/>
       <w:tab/>
-      <w:t>2026-09-25</w:t>
+      <w:t>2026-09-26</w:t>
       <w:br/>
       <w:br/>
     </w:r>

--- a/klagomål/A 16815-2025 FSC-klagomål.docx
+++ b/klagomål/A 16815-2025 FSC-klagomål.docx
@@ -652,7 +652,7 @@
     <w:r>
       <w:tab/>
       <w:tab/>
-      <w:t>2026-09-26</w:t>
+      <w:t>2026-09-27</w:t>
       <w:br/>
       <w:br/>
     </w:r>

--- a/klagomål/A 16815-2025 FSC-klagomål.docx
+++ b/klagomål/A 16815-2025 FSC-klagomål.docx
@@ -652,7 +652,7 @@
     <w:r>
       <w:tab/>
       <w:tab/>
-      <w:t>2026-09-27</w:t>
+      <w:t>2026-09-28</w:t>
       <w:br/>
       <w:br/>
     </w:r>

--- a/klagomål/A 16815-2025 FSC-klagomål.docx
+++ b/klagomål/A 16815-2025 FSC-klagomål.docx
@@ -652,7 +652,7 @@
     <w:r>
       <w:tab/>
       <w:tab/>
-      <w:t>2026-09-28</w:t>
+      <w:t>2026-09-29</w:t>
       <w:br/>
       <w:br/>
     </w:r>

--- a/klagomål/A 16815-2025 FSC-klagomål.docx
+++ b/klagomål/A 16815-2025 FSC-klagomål.docx
@@ -652,7 +652,7 @@
     <w:r>
       <w:tab/>
       <w:tab/>
-      <w:t>2026-09-29</w:t>
+      <w:t>2026-09-30</w:t>
       <w:br/>
       <w:br/>
     </w:r>

--- a/klagomål/A 16815-2025 FSC-klagomål.docx
+++ b/klagomål/A 16815-2025 FSC-klagomål.docx
@@ -652,7 +652,7 @@
     <w:r>
       <w:tab/>
       <w:tab/>
-      <w:t>2026-09-30</w:t>
+      <w:t>2026-10-01</w:t>
       <w:br/>
       <w:br/>
     </w:r>

--- a/klagomål/A 16815-2025 FSC-klagomål.docx
+++ b/klagomål/A 16815-2025 FSC-klagomål.docx
@@ -652,7 +652,7 @@
     <w:r>
       <w:tab/>
       <w:tab/>
-      <w:t>2026-10-01</w:t>
+      <w:t>2026-10-02</w:t>
       <w:br/>
       <w:br/>
     </w:r>

--- a/klagomål/A 16815-2025 FSC-klagomål.docx
+++ b/klagomål/A 16815-2025 FSC-klagomål.docx
@@ -652,7 +652,7 @@
     <w:r>
       <w:tab/>
       <w:tab/>
-      <w:t>2026-10-02</w:t>
+      <w:t>2026-10-03</w:t>
       <w:br/>
       <w:br/>
     </w:r>

--- a/klagomål/A 16815-2025 FSC-klagomål.docx
+++ b/klagomål/A 16815-2025 FSC-klagomål.docx
@@ -652,7 +652,7 @@
     <w:r>
       <w:tab/>
       <w:tab/>
-      <w:t>2026-10-03</w:t>
+      <w:t>2026-10-04</w:t>
       <w:br/>
       <w:br/>
     </w:r>

--- a/klagomål/A 16815-2025 FSC-klagomål.docx
+++ b/klagomål/A 16815-2025 FSC-klagomål.docx
@@ -652,7 +652,7 @@
     <w:r>
       <w:tab/>
       <w:tab/>
-      <w:t>2026-10-04</w:t>
+      <w:t>2026-10-05</w:t>
       <w:br/>
       <w:br/>
     </w:r>

--- a/klagomål/A 16815-2025 FSC-klagomål.docx
+++ b/klagomål/A 16815-2025 FSC-klagomål.docx
@@ -652,7 +652,7 @@
     <w:r>
       <w:tab/>
       <w:tab/>
-      <w:t>2026-10-05</w:t>
+      <w:t>2026-10-06</w:t>
       <w:br/>
       <w:br/>
     </w:r>

--- a/klagomål/A 16815-2025 FSC-klagomål.docx
+++ b/klagomål/A 16815-2025 FSC-klagomål.docx
@@ -652,7 +652,7 @@
     <w:r>
       <w:tab/>
       <w:tab/>
-      <w:t>2026-10-06</w:t>
+      <w:t>2026-10-07</w:t>
       <w:br/>
       <w:br/>
     </w:r>

--- a/klagomål/A 16815-2025 FSC-klagomål.docx
+++ b/klagomål/A 16815-2025 FSC-klagomål.docx
@@ -652,7 +652,7 @@
     <w:r>
       <w:tab/>
       <w:tab/>
-      <w:t>2026-10-07</w:t>
+      <w:t>2026-10-08</w:t>
       <w:br/>
       <w:br/>
     </w:r>

--- a/klagomål/A 16815-2025 FSC-klagomål.docx
+++ b/klagomål/A 16815-2025 FSC-klagomål.docx
@@ -652,7 +652,7 @@
     <w:r>
       <w:tab/>
       <w:tab/>
-      <w:t>2026-10-08</w:t>
+      <w:t>2026-10-09</w:t>
       <w:br/>
       <w:br/>
     </w:r>

--- a/klagomål/A 16815-2025 FSC-klagomål.docx
+++ b/klagomål/A 16815-2025 FSC-klagomål.docx
@@ -652,7 +652,7 @@
     <w:r>
       <w:tab/>
       <w:tab/>
-      <w:t>2026-10-09</w:t>
+      <w:t>2026-10-10</w:t>
       <w:br/>
       <w:br/>
     </w:r>

--- a/klagomål/A 16815-2025 FSC-klagomål.docx
+++ b/klagomål/A 16815-2025 FSC-klagomål.docx
@@ -652,7 +652,7 @@
     <w:r>
       <w:tab/>
       <w:tab/>
-      <w:t>2026-10-10</w:t>
+      <w:t>2026-10-11</w:t>
       <w:br/>
       <w:br/>
     </w:r>

--- a/klagomål/A 16815-2025 FSC-klagomål.docx
+++ b/klagomål/A 16815-2025 FSC-klagomål.docx
@@ -652,7 +652,7 @@
     <w:r>
       <w:tab/>
       <w:tab/>
-      <w:t>2026-10-11</w:t>
+      <w:t>2026-10-12</w:t>
       <w:br/>
       <w:br/>
     </w:r>

--- a/klagomål/A 16815-2025 FSC-klagomål.docx
+++ b/klagomål/A 16815-2025 FSC-klagomål.docx
@@ -652,7 +652,7 @@
     <w:r>
       <w:tab/>
       <w:tab/>
-      <w:t>2026-10-12</w:t>
+      <w:t>2026-10-13</w:t>
       <w:br/>
       <w:br/>
     </w:r>

--- a/klagomål/A 16815-2025 FSC-klagomål.docx
+++ b/klagomål/A 16815-2025 FSC-klagomål.docx
@@ -652,7 +652,7 @@
     <w:r>
       <w:tab/>
       <w:tab/>
-      <w:t>2026-10-13</w:t>
+      <w:t>2026-10-14</w:t>
       <w:br/>
       <w:br/>
     </w:r>

--- a/klagomål/A 16815-2025 FSC-klagomål.docx
+++ b/klagomål/A 16815-2025 FSC-klagomål.docx
@@ -652,7 +652,7 @@
     <w:r>
       <w:tab/>
       <w:tab/>
-      <w:t>2026-10-14</w:t>
+      <w:t>2026-10-15</w:t>
       <w:br/>
       <w:br/>
     </w:r>

--- a/klagomål/A 16815-2025 FSC-klagomål.docx
+++ b/klagomål/A 16815-2025 FSC-klagomål.docx
@@ -163,7 +163,7 @@
         <w:pStyle w:val="Title"/>
       </w:pPr>
       <w:r>
-        <w:t>Inledande FSC- /PEFC-klagomål – information om höga naturvärden i avverkningsanmälan A 16815-2025 i Leksands kommun</w:t>
+        <w:t>Inledande FSC- /PEFC-klagomål – information om höga naturvärden och fridlysta arter i avverkningsanmälan A 16815-2025 i Leksands kommun</w:t>
       </w:r>
     </w:p>
     <w:p>
@@ -216,12 +216,12 @@
         <w:spacing w:after="240"/>
       </w:pPr>
       <w:r>
-        <w:t>Figur 1. Fyndplatser för naturvårdsarter inom 15 meter från avverkningsanmälan. Markörer utan svart kant är placerade på fyndplatsen. Markörer med svart kant är placerade vid sidan av fyndplatsen och har ett svart streck som visar fyndplatsens exakta position. Kartans mittpunktskoordinat är N 6739638, E 518424 i SWEREF 99 TM.</w:t>
+        <w:t>Figur 1. Fyndplatser för naturvårdsarter inom 24 meter från avverkningsanmälan. Markörer utan svart kant är placerade på fyndplatsen. Markörer med svart kant är placerade vid sidan av fyndplatsen och har ett svart streck som visar fyndplatsens exakta position. Kartans mittpunktskoordinat är N 6739638, E 518424 i SWEREF 99 TM.</w:t>
       </w:r>
     </w:p>
     <w:p>
       <w:r>
-        <w:t>Inom 15 meter från avverkningsanmälan finns fynd av 1 naturvårdsarter, varav 1 är signalart (S): svavelriska (S). Se Figur 1.</w:t>
+        <w:t>Inom 24 meter från avverkningsanmälan finns fynd av 2 naturvårdsarter, varav 1 är fridlyst, 1 är typisk (T) och 1 är signalart (S): svavelriska (S) och tjäder (T, §4). Se Figur 1.</w:t>
       </w:r>
     </w:p>
     <w:p>
@@ -244,7 +244,36 @@
     </w:p>
     <w:p>
       <w:r>
-        <w:t>Nedan följer beskrivningar av de naturvårdsarter och fridlysta arter som har sina livsmiljöer och växtplatser i den avverkningsanmälda skogen. De påträffade naturvårdsarterna är ett tydligt kvitto på att det rör sig om en skog med höga naturvärden.</w:t>
+        <w:t>Nedan följer beskrivningar av de naturvårdsarter och fridlysta arter som har sina livsmiljöer och växtplatser i den avverkningsanmälda skogen. Se även ytterligare artfakta i BILAGA 1. De påträffade naturvårdsarterna är ett tydligt kvitto på att det rör sig om en skog med höga naturvärden.</w:t>
+      </w:r>
+    </w:p>
+    <w:p>
+      <w:r>
+        <w:rPr>
+          <w:b/>
+        </w:rPr>
+        <w:t>Tjäder (§4)</w:t>
+      </w:r>
+      <w:r>
+        <w:t xml:space="preserve"> omfattas av bilaga 1 och 2 EU:s fågeldirektiv och är typisk art för </w:t>
+      </w:r>
+      <w:r>
+        <w:rPr>
+          <w:i/>
+        </w:rPr>
+        <w:t xml:space="preserve">9010 Taiga </w:t>
+      </w:r>
+      <w:r>
+        <w:t xml:space="preserve">och </w:t>
+      </w:r>
+      <w:r>
+        <w:rPr>
+          <w:i/>
+        </w:rPr>
+        <w:t>9740 Skogsbevuxen myr</w:t>
+      </w:r>
+      <w:r>
+        <w:t>. Tjädern är en utpräglad skogsfågel knuten till större sammanhängande barrskogsområden. Tupparna och hönorna utnyttjar till viss del olika miljöer, och habitatvalet varierar dessutom mellan olika delar av året. För att det ska finnas livskraftiga tjäderbestånd krävs funktionella skogslandskap med en blandning av uppvuxen, gles och luckig skog, täta sumpskogar, myrar och andra små våtmarker. Arten försvinner när skogen fragmenteras och den sammanlagda arealen hyggen och andra öppna områden blir för stor. Ett småskaligt och försiktigt virkesuttag genom hyggesfria metoder kan i vissa fall vara möjligt i området inom 200 m från lekcentrum. Längre ut från lekcentrum, inom 200–500 m bör den avverkade ytan inte överskrida 1 hektar för att undvika alltför stora och snabba förändringar (Skogsstyrelsen, 2019; SLU Artdatabanken, 2024).</w:t>
       </w:r>
     </w:p>
     <w:p>
@@ -299,6 +328,22 @@
       <w:r>
         <w:t>I den avverkningsanmälda skogen har fridlysta arter sina livsmiljöer och växtplatser. Att skada de fridlysta arternas livsmiljöer, växtplatser eller ekologiska funktion är inte tillåtet enligt artskyddsförordningen.</w:t>
       </w:r>
+      <w:r>
+        <w:rPr>
+          <w:i/>
+        </w:rPr>
+        <w:t xml:space="preserve"> EU:s medlemsländer och skogsbolag är skyldiga att agera i enlighet med EU:s fågeldirektiv där det uttryckligen står att direktivet gäller för fåglar samt för deras ägg, bon och </w:t>
+      </w:r>
+      <w:r>
+        <w:rPr>
+          <w:b/>
+          <w:i/>
+        </w:rPr>
+        <w:t xml:space="preserve">livsmiljöer </w:t>
+      </w:r>
+      <w:r>
+        <w:t>(artikel 1). Vidare att de åtgärder som vidtas inte får leda till en försämring av den nuvarande situationen beträffande bevarandet av de fågelarter som avses i artikel 1 (artikel 13).</w:t>
+      </w:r>
     </w:p>
     <w:p>
       <w:r>
@@ -337,7 +382,7 @@
         <w:rPr>
           <w:i/>
         </w:rPr>
-        <w:t>I det avverkningsanmälda skogsområdet har 1 naturvårdsarter varav 0 rödlistade arter sina livsmiljöer och växtplatser.</w:t>
+        <w:t>I det avverkningsanmälda skogsområdet har 2 naturvårdsarter varav 0 rödlistade arter sina livsmiljöer och växtplatser.</w:t>
       </w:r>
     </w:p>
     <w:p>
@@ -524,6 +569,88 @@
         <w:t>I den avverkningsanmälda skogen har fridlysta arter sina livsmiljöer och växtplatser. Att skada de fridlysta arternas livsmiljöer, växtplatser eller ekologiska funktion är inte tillåtet enligt artskyddsförordningen</w:t>
       </w:r>
     </w:p>
+    <w:p>
+      <w:r>
+        <w:br w:type="page"/>
+      </w:r>
+    </w:p>
+    <w:p>
+      <w:pPr>
+        <w:pStyle w:val="Title"/>
+      </w:pPr>
+      <w:r>
+        <w:t>BILAGA 1 – Fridlysta arter</w:t>
+      </w:r>
+    </w:p>
+    <w:p>
+      <w:pPr>
+        <w:pStyle w:val="Heading1"/>
+      </w:pPr>
+      <w:r>
+        <w:t>Tjäder – ekologi samt krav på livsmiljön</w:t>
+      </w:r>
+    </w:p>
+    <w:p>
+      <w:r>
+        <w:t xml:space="preserve">Tjäder (§4) omfattas av bilaga 1 och 2 EU:s fågeldirektiv och är typisk art för </w:t>
+      </w:r>
+      <w:r>
+        <w:rPr>
+          <w:i/>
+        </w:rPr>
+        <w:t xml:space="preserve">9010 Taiga </w:t>
+      </w:r>
+      <w:r>
+        <w:t xml:space="preserve">och </w:t>
+      </w:r>
+      <w:r>
+        <w:rPr>
+          <w:i/>
+        </w:rPr>
+        <w:t>9740 Skogsbevuxen myr</w:t>
+      </w:r>
+      <w:r>
+        <w:t>. Tjädern är en utpräglad skogsfågel knuten till större sammanhängande barrskogsområden. Tupparna och hönorna utnyttjar till viss del olika miljöer, och habitatvalet varierar dessutom mellan olika delar av året. För att det ska finnas livskraftiga tjäderbestånd krävs funktionella skogslandskap med en blandning av uppvuxen, gles och luckig skog, täta sumpskogar, myrar och andra små våtmarker (Skogsstyrelsen, 2019; SLU Artdatabanken 2024).</w:t>
+      </w:r>
+    </w:p>
+    <w:p>
+      <w:r>
+        <w:t>Arten försvinner när skogen fragmenteras och den sammanlagda arealen hyggen och andra öppna områden blir för stor. Ett småskaligt och försiktigt virkesuttag genom hyggesfria metoder kan i vissa fall vara möjligt i området inom 200 m från lekcentrum. Längre ut från lekcentrum, inom 200–500 m bör den avverkade ytan inte överskrida 1 hektar för att undvika alltför stora och snabba förändringar (Skogsstyrelsen, 2019).</w:t>
+      </w:r>
+    </w:p>
+    <w:p>
+      <w:pPr>
+        <w:pStyle w:val="Heading2"/>
+      </w:pPr>
+      <w:r>
+        <w:t>Referenser – tjäder</w:t>
+      </w:r>
+    </w:p>
+    <w:p>
+      <w:r>
+        <w:t xml:space="preserve">Skogsstyrelsen, 2019. </w:t>
+      </w:r>
+      <w:r>
+        <w:rPr>
+          <w:i/>
+        </w:rPr>
+        <w:t>Vägledning för hänsyn till fåglar – tjäder.</w:t>
+      </w:r>
+    </w:p>
+    <w:p>
+      <w:r>
+        <w:t xml:space="preserve">SLU Artdatabanken, 2024. </w:t>
+      </w:r>
+      <w:r>
+        <w:rPr>
+          <w:i/>
+        </w:rPr>
+        <w:t xml:space="preserve">Artfaktablad. Naturvård – artfakta. </w:t>
+      </w:r>
+      <w:r>
+        <w:t>SLU Artdatabanken, Uppsala</w:t>
+      </w:r>
+    </w:p>
     <w:sectPr>
       <w:headerReference w:type="even" r:id="rId8"/>
       <w:headerReference w:type="default" r:id="rId9"/>
@@ -652,7 +779,7 @@
     <w:r>
       <w:tab/>
       <w:tab/>
-      <w:t>2026-10-15</w:t>
+      <w:t>2026-10-16</w:t>
       <w:br/>
       <w:br/>
     </w:r>

--- a/klagomål/A 16815-2025 FSC-klagomål.docx
+++ b/klagomål/A 16815-2025 FSC-klagomål.docx
@@ -779,7 +779,7 @@
     <w:r>
       <w:tab/>
       <w:tab/>
-      <w:t>2026-10-16</w:t>
+      <w:t>2026-10-17</w:t>
       <w:br/>
       <w:br/>
     </w:r>

--- a/klagomål/A 16815-2025 FSC-klagomål.docx
+++ b/klagomål/A 16815-2025 FSC-klagomål.docx
@@ -779,7 +779,7 @@
     <w:r>
       <w:tab/>
       <w:tab/>
-      <w:t>2026-10-17</w:t>
+      <w:t>2026-10-18</w:t>
       <w:br/>
       <w:br/>
     </w:r>

--- a/klagomål/A 16815-2025 FSC-klagomål.docx
+++ b/klagomål/A 16815-2025 FSC-klagomål.docx
@@ -779,7 +779,7 @@
     <w:r>
       <w:tab/>
       <w:tab/>
-      <w:t>2026-10-18</w:t>
+      <w:t>2026-10-19</w:t>
       <w:br/>
       <w:br/>
     </w:r>

--- a/klagomål/A 16815-2025 FSC-klagomål.docx
+++ b/klagomål/A 16815-2025 FSC-klagomål.docx
@@ -779,7 +779,7 @@
     <w:r>
       <w:tab/>
       <w:tab/>
-      <w:t>2026-10-19</w:t>
+      <w:t>2026-10-20</w:t>
       <w:br/>
       <w:br/>
     </w:r>

--- a/klagomål/A 16815-2025 FSC-klagomål.docx
+++ b/klagomål/A 16815-2025 FSC-klagomål.docx
@@ -779,7 +779,7 @@
     <w:r>
       <w:tab/>
       <w:tab/>
-      <w:t>2026-10-20</w:t>
+      <w:t>2026-10-21</w:t>
       <w:br/>
       <w:br/>
     </w:r>

--- a/klagomål/A 16815-2025 FSC-klagomål.docx
+++ b/klagomål/A 16815-2025 FSC-klagomål.docx
@@ -779,7 +779,7 @@
     <w:r>
       <w:tab/>
       <w:tab/>
-      <w:t>2026-10-21</w:t>
+      <w:t>2026-10-22</w:t>
       <w:br/>
       <w:br/>
     </w:r>

--- a/klagomål/A 16815-2025 FSC-klagomål.docx
+++ b/klagomål/A 16815-2025 FSC-klagomål.docx
@@ -779,7 +779,7 @@
     <w:r>
       <w:tab/>
       <w:tab/>
-      <w:t>2026-10-22</w:t>
+      <w:t>2026-10-23</w:t>
       <w:br/>
       <w:br/>
     </w:r>

--- a/klagomål/A 16815-2025 FSC-klagomål.docx
+++ b/klagomål/A 16815-2025 FSC-klagomål.docx
@@ -779,7 +779,7 @@
     <w:r>
       <w:tab/>
       <w:tab/>
-      <w:t>2026-10-23</w:t>
+      <w:t>2026-10-24</w:t>
       <w:br/>
       <w:br/>
     </w:r>

--- a/klagomål/A 16815-2025 FSC-klagomål.docx
+++ b/klagomål/A 16815-2025 FSC-klagomål.docx
@@ -779,7 +779,7 @@
     <w:r>
       <w:tab/>
       <w:tab/>
-      <w:t>2026-10-24</w:t>
+      <w:t>2026-10-25</w:t>
       <w:br/>
       <w:br/>
     </w:r>

--- a/klagomål/A 16815-2025 FSC-klagomål.docx
+++ b/klagomål/A 16815-2025 FSC-klagomål.docx
@@ -779,7 +779,7 @@
     <w:r>
       <w:tab/>
       <w:tab/>
-      <w:t>2026-10-25</w:t>
+      <w:t>2026-10-26</w:t>
       <w:br/>
       <w:br/>
     </w:r>

--- a/klagomål/A 16815-2025 FSC-klagomål.docx
+++ b/klagomål/A 16815-2025 FSC-klagomål.docx
@@ -779,7 +779,7 @@
     <w:r>
       <w:tab/>
       <w:tab/>
-      <w:t>2026-10-26</w:t>
+      <w:t>2026-10-27</w:t>
       <w:br/>
       <w:br/>
     </w:r>

--- a/klagomål/A 16815-2025 FSC-klagomål.docx
+++ b/klagomål/A 16815-2025 FSC-klagomål.docx
@@ -779,7 +779,7 @@
     <w:r>
       <w:tab/>
       <w:tab/>
-      <w:t>2026-10-27</w:t>
+      <w:t>2026-10-28</w:t>
       <w:br/>
       <w:br/>
     </w:r>

--- a/klagomål/A 16815-2025 FSC-klagomål.docx
+++ b/klagomål/A 16815-2025 FSC-klagomål.docx
@@ -779,7 +779,7 @@
     <w:r>
       <w:tab/>
       <w:tab/>
-      <w:t>2026-10-28</w:t>
+      <w:t>2026-10-29</w:t>
       <w:br/>
       <w:br/>
     </w:r>

--- a/klagomål/A 16815-2025 FSC-klagomål.docx
+++ b/klagomål/A 16815-2025 FSC-klagomål.docx
@@ -779,7 +779,7 @@
     <w:r>
       <w:tab/>
       <w:tab/>
-      <w:t>2026-10-29</w:t>
+      <w:t>2026-10-31</w:t>
       <w:br/>
       <w:br/>
     </w:r>
